--- a/نهم/کاربرگ/نوبت دوم/کاربرگ اتحاد و تجزیه.docx
+++ b/نهم/کاربرگ/نوبت دوم/کاربرگ اتحاد و تجزیه.docx
@@ -541,10 +541,10 @@
                             <w:szCs w:val="25"/>
                           </w:rPr>
                           <w:object w:dxaOrig="1640" w:dyaOrig="400" w14:anchorId="73735626">
-                            <v:shape id="_x0000_i1889" type="#_x0000_t75" style="width:83.1pt;height:20.75pt" o:ole="">
+                            <v:shape id="_x0000_i1026" type="#_x0000_t75" style="width:83.35pt;height:21pt" o:ole="">
                               <v:imagedata r:id="rId8" o:title=""/>
                             </v:shape>
-                            <o:OLEObject Type="Embed" ProgID="Equation.DSMT4" ShapeID="_x0000_i1889" DrawAspect="Content" ObjectID="_1800686987" r:id="rId9"/>
+                            <o:OLEObject Type="Embed" ProgID="Equation.DSMT4" ShapeID="_x0000_i1026" DrawAspect="Content" ObjectID="_1834734250" r:id="rId9"/>
                           </w:object>
                         </w:r>
                       </w:p>
@@ -586,10 +586,10 @@
                             <w:szCs w:val="25"/>
                           </w:rPr>
                           <w:object w:dxaOrig="1100" w:dyaOrig="360" w14:anchorId="226FA5B6">
-                            <v:shape id="_x0000_i1520" type="#_x0000_t75" style="width:55.4pt;height:17.3pt" o:ole="">
+                            <v:shape id="_x0000_i1027" type="#_x0000_t75" style="width:55.55pt;height:17.55pt" o:ole="">
                               <v:imagedata r:id="rId10" o:title=""/>
                             </v:shape>
-                            <o:OLEObject Type="Embed" ProgID="Equation.DSMT4" ShapeID="_x0000_i1520" DrawAspect="Content" ObjectID="_1800686988" r:id="rId11"/>
+                            <o:OLEObject Type="Embed" ProgID="Equation.DSMT4" ShapeID="_x0000_i1027" DrawAspect="Content" ObjectID="_1834734251" r:id="rId11"/>
                           </w:object>
                         </w:r>
                         <w:r>
@@ -647,10 +647,10 @@
                             <w:szCs w:val="25"/>
                           </w:rPr>
                           <w:object w:dxaOrig="1880" w:dyaOrig="400" w14:anchorId="08BB8120">
-                            <v:shape id="_x0000_i1895" type="#_x0000_t75" style="width:93.45pt;height:20.75pt" o:ole="">
+                            <v:shape id="_x0000_i1028" type="#_x0000_t75" style="width:93.55pt;height:21pt" o:ole="">
                               <v:imagedata r:id="rId12" o:title=""/>
                             </v:shape>
-                            <o:OLEObject Type="Embed" ProgID="Equation.DSMT4" ShapeID="_x0000_i1895" DrawAspect="Content" ObjectID="_1800686989" r:id="rId13"/>
+                            <o:OLEObject Type="Embed" ProgID="Equation.DSMT4" ShapeID="_x0000_i1028" DrawAspect="Content" ObjectID="_1834734252" r:id="rId13"/>
                           </w:object>
                         </w:r>
                       </w:p>
@@ -681,10 +681,10 @@
                             <w:szCs w:val="25"/>
                           </w:rPr>
                           <w:object w:dxaOrig="1540" w:dyaOrig="320" w14:anchorId="68B0D31C">
-                            <v:shape id="_x0000_i1892" type="#_x0000_t75" style="width:76.15pt;height:16.6pt" o:ole="">
+                            <v:shape id="_x0000_i1029" type="#_x0000_t75" style="width:75.95pt;height:16.45pt" o:ole="">
                               <v:imagedata r:id="rId14" o:title=""/>
                             </v:shape>
-                            <o:OLEObject Type="Embed" ProgID="Equation.DSMT4" ShapeID="_x0000_i1892" DrawAspect="Content" ObjectID="_1800686990" r:id="rId15"/>
+                            <o:OLEObject Type="Embed" ProgID="Equation.DSMT4" ShapeID="_x0000_i1029" DrawAspect="Content" ObjectID="_1834734253" r:id="rId15"/>
                           </w:object>
                         </w:r>
                         <w:r>
@@ -731,10 +731,10 @@
                             <w:szCs w:val="25"/>
                           </w:rPr>
                           <w:object w:dxaOrig="1160" w:dyaOrig="360" w14:anchorId="749AA1EF">
-                            <v:shape id="_x0000_i1901" type="#_x0000_t75" style="width:58.85pt;height:17.3pt" o:ole="">
+                            <v:shape id="_x0000_i1030" type="#_x0000_t75" style="width:58.95pt;height:17.55pt" o:ole="">
                               <v:imagedata r:id="rId16" o:title=""/>
                             </v:shape>
-                            <o:OLEObject Type="Embed" ProgID="Equation.DSMT4" ShapeID="_x0000_i1901" DrawAspect="Content" ObjectID="_1800686991" r:id="rId17"/>
+                            <o:OLEObject Type="Embed" ProgID="Equation.DSMT4" ShapeID="_x0000_i1030" DrawAspect="Content" ObjectID="_1834734254" r:id="rId17"/>
                           </w:object>
                         </w:r>
                       </w:p>
@@ -765,10 +765,10 @@
                             <w:szCs w:val="25"/>
                           </w:rPr>
                           <w:object w:dxaOrig="1600" w:dyaOrig="320" w14:anchorId="3B6D4357">
-                            <v:shape id="_x0000_i1898" type="#_x0000_t75" style="width:78.9pt;height:16.6pt" o:ole="">
+                            <v:shape id="_x0000_i1031" type="#_x0000_t75" style="width:78.8pt;height:16.45pt" o:ole="">
                               <v:imagedata r:id="rId18" o:title=""/>
                             </v:shape>
-                            <o:OLEObject Type="Embed" ProgID="Equation.DSMT4" ShapeID="_x0000_i1898" DrawAspect="Content" ObjectID="_1800686992" r:id="rId19"/>
+                            <o:OLEObject Type="Embed" ProgID="Equation.DSMT4" ShapeID="_x0000_i1031" DrawAspect="Content" ObjectID="_1834734255" r:id="rId19"/>
                           </w:object>
                         </w:r>
                         <w:r>
@@ -826,10 +826,10 @@
                             <w:szCs w:val="25"/>
                           </w:rPr>
                           <w:object w:dxaOrig="1260" w:dyaOrig="440" w14:anchorId="1A3344D5">
-                            <v:shape id="_x0000_i1907" type="#_x0000_t75" style="width:63pt;height:21.45pt" o:ole="">
+                            <v:shape id="_x0000_i1032" type="#_x0000_t75" style="width:62.95pt;height:21.55pt" o:ole="">
                               <v:imagedata r:id="rId20" o:title=""/>
                             </v:shape>
-                            <o:OLEObject Type="Embed" ProgID="Equation.DSMT4" ShapeID="_x0000_i1907" DrawAspect="Content" ObjectID="_1800686993" r:id="rId21"/>
+                            <o:OLEObject Type="Embed" ProgID="Equation.DSMT4" ShapeID="_x0000_i1032" DrawAspect="Content" ObjectID="_1834734256" r:id="rId21"/>
                           </w:object>
                         </w:r>
                       </w:p>
@@ -860,10 +860,10 @@
                             <w:szCs w:val="25"/>
                           </w:rPr>
                           <w:object w:dxaOrig="1800" w:dyaOrig="400" w14:anchorId="66C2F0A6">
-                            <v:shape id="_x0000_i1904" type="#_x0000_t75" style="width:89.3pt;height:20.75pt" o:ole="">
+                            <v:shape id="_x0000_i1033" type="#_x0000_t75" style="width:89pt;height:21pt" o:ole="">
                               <v:imagedata r:id="rId22" o:title=""/>
                             </v:shape>
-                            <o:OLEObject Type="Embed" ProgID="Equation.DSMT4" ShapeID="_x0000_i1904" DrawAspect="Content" ObjectID="_1800686994" r:id="rId23"/>
+                            <o:OLEObject Type="Embed" ProgID="Equation.DSMT4" ShapeID="_x0000_i1033" DrawAspect="Content" ObjectID="_1834734257" r:id="rId23"/>
                           </w:object>
                         </w:r>
                         <w:r>
@@ -910,10 +910,10 @@
                             <w:szCs w:val="25"/>
                           </w:rPr>
                           <w:object w:dxaOrig="1160" w:dyaOrig="360" w14:anchorId="27B1BDAA">
-                            <v:shape id="_x0000_i1913" type="#_x0000_t75" style="width:58.85pt;height:17.3pt" o:ole="">
+                            <v:shape id="_x0000_i1034" type="#_x0000_t75" style="width:58.95pt;height:17.55pt" o:ole="">
                               <v:imagedata r:id="rId24" o:title=""/>
                             </v:shape>
-                            <o:OLEObject Type="Embed" ProgID="Equation.DSMT4" ShapeID="_x0000_i1913" DrawAspect="Content" ObjectID="_1800686995" r:id="rId25"/>
+                            <o:OLEObject Type="Embed" ProgID="Equation.DSMT4" ShapeID="_x0000_i1034" DrawAspect="Content" ObjectID="_1834734258" r:id="rId25"/>
                           </w:object>
                         </w:r>
                       </w:p>
@@ -944,10 +944,10 @@
                             <w:szCs w:val="25"/>
                           </w:rPr>
                           <w:object w:dxaOrig="1840" w:dyaOrig="400" w14:anchorId="7AA91BBA">
-                            <v:shape id="_x0000_i1910" type="#_x0000_t75" style="width:92.75pt;height:20.75pt" o:ole="">
+                            <v:shape id="_x0000_i1035" type="#_x0000_t75" style="width:93pt;height:21pt" o:ole="">
                               <v:imagedata r:id="rId26" o:title=""/>
                             </v:shape>
-                            <o:OLEObject Type="Embed" ProgID="Equation.DSMT4" ShapeID="_x0000_i1910" DrawAspect="Content" ObjectID="_1800686996" r:id="rId27"/>
+                            <o:OLEObject Type="Embed" ProgID="Equation.DSMT4" ShapeID="_x0000_i1035" DrawAspect="Content" ObjectID="_1834734259" r:id="rId27"/>
                           </w:object>
                         </w:r>
                         <w:r>
@@ -1005,10 +1005,10 @@
                             <w:szCs w:val="25"/>
                           </w:rPr>
                           <w:object w:dxaOrig="1760" w:dyaOrig="360" w14:anchorId="1E02F1A7">
-                            <v:shape id="_x0000_i1919" type="#_x0000_t75" style="width:87.9pt;height:18.7pt" o:ole="">
+                            <v:shape id="_x0000_i1036" type="#_x0000_t75" style="width:87.85pt;height:18.7pt" o:ole="">
                               <v:imagedata r:id="rId28" o:title=""/>
                             </v:shape>
-                            <o:OLEObject Type="Embed" ProgID="Equation.DSMT4" ShapeID="_x0000_i1919" DrawAspect="Content" ObjectID="_1800686997" r:id="rId29"/>
+                            <o:OLEObject Type="Embed" ProgID="Equation.DSMT4" ShapeID="_x0000_i1036" DrawAspect="Content" ObjectID="_1834734260" r:id="rId29"/>
                           </w:object>
                         </w:r>
                       </w:p>
@@ -1022,27 +1022,27 @@
                         <w:pPr>
                           <w:jc w:val="right"/>
                           <w:rPr>
-                            <w:rFonts w:ascii="Shabnam" w:hAnsi="Shabnam" w:cs="B Nazanin" w:hint="cs"/>
-                            <w:b/>
-                            <w:bCs/>
-                            <w:sz w:val="25"/>
-                            <w:szCs w:val="25"/>
-                            <w:rtl/>
-                          </w:rPr>
-                        </w:pPr>
-                        <w:r>
-                          <w:rPr>
                             <w:rFonts w:ascii="Shabnam" w:hAnsi="Shabnam" w:cs="B Nazanin"/>
                             <w:b/>
                             <w:bCs/>
                             <w:sz w:val="25"/>
                             <w:szCs w:val="25"/>
+                            <w:rtl/>
+                          </w:rPr>
+                        </w:pPr>
+                        <w:r>
+                          <w:rPr>
+                            <w:rFonts w:ascii="Shabnam" w:hAnsi="Shabnam" w:cs="B Nazanin"/>
+                            <w:b/>
+                            <w:bCs/>
+                            <w:sz w:val="25"/>
+                            <w:szCs w:val="25"/>
                           </w:rPr>
                           <w:object w:dxaOrig="1660" w:dyaOrig="320" w14:anchorId="43A83BFE">
-                            <v:shape id="_x0000_i1916" type="#_x0000_t75" style="width:83.1pt;height:16.6pt" o:ole="">
+                            <v:shape id="_x0000_i1037" type="#_x0000_t75" style="width:83.35pt;height:16.45pt" o:ole="">
                               <v:imagedata r:id="rId30" o:title=""/>
                             </v:shape>
-                            <o:OLEObject Type="Embed" ProgID="Equation.DSMT4" ShapeID="_x0000_i1916" DrawAspect="Content" ObjectID="_1800686998" r:id="rId31"/>
+                            <o:OLEObject Type="Embed" ProgID="Equation.DSMT4" ShapeID="_x0000_i1037" DrawAspect="Content" ObjectID="_1834734261" r:id="rId31"/>
                           </w:object>
                         </w:r>
                         <w:r>
@@ -1136,7 +1136,7 @@
                         <w:pPr>
                           <w:jc w:val="right"/>
                           <w:rPr>
-                            <w:rFonts w:ascii="Shabnam" w:hAnsi="Shabnam" w:cs="B Nazanin" w:hint="cs"/>
+                            <w:rFonts w:ascii="Shabnam" w:hAnsi="Shabnam" w:cs="B Nazanin"/>
                             <w:b/>
                             <w:bCs/>
                             <w:sz w:val="25"/>
@@ -1152,10 +1152,10 @@
                             <w:szCs w:val="25"/>
                           </w:rPr>
                           <w:object w:dxaOrig="2500" w:dyaOrig="400" w14:anchorId="2A7B0F53">
-                            <v:shape id="_x0000_i1868" type="#_x0000_t75" style="width:123.25pt;height:20.75pt" o:ole="">
+                            <v:shape id="_x0000_i1038" type="#_x0000_t75" style="width:123pt;height:21pt" o:ole="">
                               <v:imagedata r:id="rId32" o:title=""/>
                             </v:shape>
-                            <o:OLEObject Type="Embed" ProgID="Equation.DSMT4" ShapeID="_x0000_i1868" DrawAspect="Content" ObjectID="_1800686999" r:id="rId33"/>
+                            <o:OLEObject Type="Embed" ProgID="Equation.DSMT4" ShapeID="_x0000_i1038" DrawAspect="Content" ObjectID="_1834734262" r:id="rId33"/>
                           </w:object>
                         </w:r>
                       </w:p>
@@ -1168,7 +1168,7 @@
                         <w:pPr>
                           <w:jc w:val="right"/>
                           <w:rPr>
-                            <w:rFonts w:ascii="Shabnam" w:hAnsi="Shabnam" w:cs="B Nazanin" w:hint="cs"/>
+                            <w:rFonts w:ascii="Shabnam" w:hAnsi="Shabnam" w:cs="B Nazanin"/>
                             <w:b/>
                             <w:bCs/>
                             <w:sz w:val="25"/>
@@ -1184,10 +1184,10 @@
                             <w:szCs w:val="25"/>
                           </w:rPr>
                           <w:object w:dxaOrig="2360" w:dyaOrig="440" w14:anchorId="42E9229A">
-                            <v:shape id="_x0000_i1731" type="#_x0000_t75" style="width:118.4pt;height:21.45pt" o:ole="">
+                            <v:shape id="_x0000_i1039" type="#_x0000_t75" style="width:118.5pt;height:21.55pt" o:ole="">
                               <v:imagedata r:id="rId34" o:title=""/>
                             </v:shape>
-                            <o:OLEObject Type="Embed" ProgID="Equation.DSMT4" ShapeID="_x0000_i1731" DrawAspect="Content" ObjectID="_1800687000" r:id="rId35"/>
+                            <o:OLEObject Type="Embed" ProgID="Equation.DSMT4" ShapeID="_x0000_i1039" DrawAspect="Content" ObjectID="_1834734263" r:id="rId35"/>
                           </w:object>
                         </w:r>
                       </w:p>
@@ -1205,7 +1205,7 @@
                         <w:pPr>
                           <w:jc w:val="right"/>
                           <w:rPr>
-                            <w:rFonts w:cs="B Nazanin" w:hint="cs"/>
+                            <w:rFonts w:cs="B Nazanin"/>
                             <w:b/>
                             <w:bCs/>
                             <w:sz w:val="25"/>
@@ -1223,10 +1223,10 @@
                             <w:szCs w:val="25"/>
                           </w:rPr>
                           <w:object w:dxaOrig="2900" w:dyaOrig="360" w14:anchorId="0FA1F043">
-                            <v:shape id="_x0000_i1745" type="#_x0000_t75" style="width:145.4pt;height:17.3pt" o:ole="">
+                            <v:shape id="_x0000_i1040" type="#_x0000_t75" style="width:145.7pt;height:17.55pt" o:ole="">
                               <v:imagedata r:id="rId36" o:title=""/>
                             </v:shape>
-                            <o:OLEObject Type="Embed" ProgID="Equation.DSMT4" ShapeID="_x0000_i1745" DrawAspect="Content" ObjectID="_1800687001" r:id="rId37"/>
+                            <o:OLEObject Type="Embed" ProgID="Equation.DSMT4" ShapeID="_x0000_i1040" DrawAspect="Content" ObjectID="_1834734264" r:id="rId37"/>
                           </w:object>
                         </w:r>
                       </w:p>
@@ -1239,7 +1239,7 @@
                         <w:pPr>
                           <w:jc w:val="right"/>
                           <w:rPr>
-                            <w:rFonts w:cs="B Nazanin" w:hint="cs"/>
+                            <w:rFonts w:cs="B Nazanin"/>
                             <w:b/>
                             <w:bCs/>
                             <w:sz w:val="25"/>
@@ -1257,10 +1257,10 @@
                             <w:szCs w:val="25"/>
                           </w:rPr>
                           <w:object w:dxaOrig="2520" w:dyaOrig="360" w14:anchorId="0A861DD8">
-                            <v:shape id="_x0000_i1389" type="#_x0000_t75" style="width:126.7pt;height:17.3pt" o:ole="">
+                            <v:shape id="_x0000_i1041" type="#_x0000_t75" style="width:127pt;height:17.55pt" o:ole="">
                               <v:imagedata r:id="rId38" o:title=""/>
                             </v:shape>
-                            <o:OLEObject Type="Embed" ProgID="Equation.DSMT4" ShapeID="_x0000_i1389" DrawAspect="Content" ObjectID="_1800687002" r:id="rId39"/>
+                            <o:OLEObject Type="Embed" ProgID="Equation.DSMT4" ShapeID="_x0000_i1041" DrawAspect="Content" ObjectID="_1834734265" r:id="rId39"/>
                           </w:object>
                         </w:r>
                       </w:p>
@@ -1278,7 +1278,7 @@
                         <w:pPr>
                           <w:jc w:val="right"/>
                           <w:rPr>
-                            <w:rFonts w:cs="B Nazanin" w:hint="cs"/>
+                            <w:rFonts w:cs="B Nazanin"/>
                             <w:b/>
                             <w:bCs/>
                             <w:sz w:val="25"/>
@@ -1296,10 +1296,10 @@
                             <w:szCs w:val="25"/>
                           </w:rPr>
                           <w:object w:dxaOrig="2680" w:dyaOrig="360" w14:anchorId="727D1460">
-                            <v:shape id="_x0000_i1866" type="#_x0000_t75" style="width:132.9pt;height:17.3pt" o:ole="">
+                            <v:shape id="_x0000_i1042" type="#_x0000_t75" style="width:132.65pt;height:17.55pt" o:ole="">
                               <v:imagedata r:id="rId40" o:title=""/>
                             </v:shape>
-                            <o:OLEObject Type="Embed" ProgID="Equation.DSMT4" ShapeID="_x0000_i1866" DrawAspect="Content" ObjectID="_1800687003" r:id="rId41"/>
+                            <o:OLEObject Type="Embed" ProgID="Equation.DSMT4" ShapeID="_x0000_i1042" DrawAspect="Content" ObjectID="_1834734266" r:id="rId41"/>
                           </w:object>
                         </w:r>
                       </w:p>
@@ -1329,10 +1329,10 @@
                             <w:szCs w:val="25"/>
                           </w:rPr>
                           <w:object w:dxaOrig="3140" w:dyaOrig="360" w14:anchorId="290A9929">
-                            <v:shape id="_x0000_i1800" type="#_x0000_t75" style="width:157.15pt;height:17.3pt" o:ole="">
+                            <v:shape id="_x0000_i1043" type="#_x0000_t75" style="width:157.05pt;height:17.55pt" o:ole="">
                               <v:imagedata r:id="rId42" o:title=""/>
                             </v:shape>
-                            <o:OLEObject Type="Embed" ProgID="Equation.DSMT4" ShapeID="_x0000_i1800" DrawAspect="Content" ObjectID="_1800687004" r:id="rId43"/>
+                            <o:OLEObject Type="Embed" ProgID="Equation.DSMT4" ShapeID="_x0000_i1043" DrawAspect="Content" ObjectID="_1834734267" r:id="rId43"/>
                           </w:object>
                         </w:r>
                       </w:p>
@@ -1342,7 +1342,7 @@
                 <w:p>
                   <w:pPr>
                     <w:rPr>
-                      <w:rFonts w:ascii="Shabnam" w:hAnsi="Shabnam" w:cs="B Nazanin" w:hint="cs"/>
+                      <w:rFonts w:ascii="Shabnam" w:hAnsi="Shabnam" w:cs="B Nazanin"/>
                       <w:b/>
                       <w:bCs/>
                       <w:sz w:val="25"/>
@@ -1426,7 +1426,7 @@
                           <w:spacing w:line="360" w:lineRule="auto"/>
                           <w:jc w:val="right"/>
                           <w:rPr>
-                            <w:rFonts w:ascii="Vazirmatn" w:hAnsi="Vazirmatn" w:cs="B Nazanin" w:hint="cs"/>
+                            <w:rFonts w:ascii="Vazirmatn" w:hAnsi="Vazirmatn" w:cs="B Nazanin"/>
                             <w:b/>
                             <w:bCs/>
                             <w:sz w:val="25"/>
@@ -1464,10 +1464,10 @@
                             <w:szCs w:val="24"/>
                           </w:rPr>
                           <w:object w:dxaOrig="920" w:dyaOrig="260" w14:anchorId="6F213A84">
-                            <v:shape id="_x0000_i1118" type="#_x0000_t75" style="width:46.4pt;height:13.15pt" o:ole="">
+                            <v:shape id="_x0000_i1044" type="#_x0000_t75" style="width:46.5pt;height:13.05pt" o:ole="">
                               <v:imagedata r:id="rId44" o:title=""/>
                             </v:shape>
-                            <o:OLEObject Type="Embed" ProgID="Equation.DSMT4" ShapeID="_x0000_i1118" DrawAspect="Content" ObjectID="_1800687005" r:id="rId45"/>
+                            <o:OLEObject Type="Embed" ProgID="Equation.DSMT4" ShapeID="_x0000_i1044" DrawAspect="Content" ObjectID="_1834734268" r:id="rId45"/>
                           </w:object>
                         </w:r>
                       </w:p>
@@ -1484,7 +1484,7 @@
                           <w:spacing w:line="360" w:lineRule="auto"/>
                           <w:jc w:val="right"/>
                           <w:rPr>
-                            <w:rFonts w:cs="B Nazanin" w:hint="cs"/>
+                            <w:rFonts w:cs="B Nazanin"/>
                             <w:sz w:val="24"/>
                             <w:szCs w:val="24"/>
                             <w:rtl/>
@@ -1517,10 +1517,10 @@
                             <w:szCs w:val="24"/>
                           </w:rPr>
                           <w:object w:dxaOrig="980" w:dyaOrig="260" w14:anchorId="702FDB9E">
-                            <v:shape id="_x0000_i1120" type="#_x0000_t75" style="width:50.55pt;height:13.15pt" o:ole="">
+                            <v:shape id="_x0000_i1045" type="#_x0000_t75" style="width:50.45pt;height:13.05pt" o:ole="">
                               <v:imagedata r:id="rId46" o:title=""/>
                             </v:shape>
-                            <o:OLEObject Type="Embed" ProgID="Equation.DSMT4" ShapeID="_x0000_i1120" DrawAspect="Content" ObjectID="_1800687006" r:id="rId47"/>
+                            <o:OLEObject Type="Embed" ProgID="Equation.DSMT4" ShapeID="_x0000_i1045" DrawAspect="Content" ObjectID="_1834734269" r:id="rId47"/>
                           </w:object>
                         </w:r>
                       </w:p>
@@ -1537,7 +1537,7 @@
                           <w:spacing w:line="360" w:lineRule="auto"/>
                           <w:jc w:val="right"/>
                           <w:rPr>
-                            <w:rFonts w:cs="B Nazanin" w:hint="cs"/>
+                            <w:rFonts w:cs="B Nazanin"/>
                             <w:sz w:val="24"/>
                             <w:szCs w:val="24"/>
                             <w:rtl/>
@@ -1555,7 +1555,7 @@
                           <w:spacing w:line="360" w:lineRule="auto"/>
                           <w:jc w:val="right"/>
                           <w:rPr>
-                            <w:rFonts w:cs="B Nazanin"/>
+                            <w:rFonts w:cs="B Nazanin" w:hint="cs"/>
                             <w:sz w:val="24"/>
                             <w:szCs w:val="24"/>
                           </w:rPr>
@@ -1563,15 +1563,15 @@
                         <w:r>
                           <w:rPr>
                             <w:rFonts w:cs="B Nazanin"/>
-                            <w:position w:val="-10"/>
+                            <w:position w:val="-6"/>
                             <w:sz w:val="24"/>
                             <w:szCs w:val="24"/>
                           </w:rPr>
-                          <w:object w:dxaOrig="900" w:dyaOrig="360" w14:anchorId="0E2DD390">
-                            <v:shape id="_x0000_i1887" type="#_x0000_t75" style="width:45pt;height:17.3pt" o:ole="">
+                          <w:object w:dxaOrig="999" w:dyaOrig="260" w14:anchorId="5AB2A35A">
+                            <v:shape id="_x0000_i1069" type="#_x0000_t75" style="width:51.6pt;height:13.05pt" o:ole="">
                               <v:imagedata r:id="rId48" o:title=""/>
                             </v:shape>
-                            <o:OLEObject Type="Embed" ProgID="Equation.DSMT4" ShapeID="_x0000_i1887" DrawAspect="Content" ObjectID="_1800687007" r:id="rId49"/>
+                            <o:OLEObject Type="Embed" ProgID="Equation.DSMT4" ShapeID="_x0000_i1069" DrawAspect="Content" ObjectID="_1834734270" r:id="rId49"/>
                           </w:object>
                         </w:r>
                       </w:p>
@@ -1588,9 +1588,10 @@
                           <w:spacing w:line="360" w:lineRule="auto"/>
                           <w:jc w:val="right"/>
                           <w:rPr>
-                            <w:rFonts w:cs="B Nazanin" w:hint="cs"/>
+                            <w:rFonts w:cs="B Nazanin"/>
                             <w:sz w:val="24"/>
                             <w:szCs w:val="24"/>
+                            <w:rtl/>
                           </w:rPr>
                         </w:pPr>
                       </w:p>
@@ -1613,15 +1614,65 @@
                         <w:r>
                           <w:rPr>
                             <w:rFonts w:cs="B Nazanin"/>
+                            <w:position w:val="-10"/>
+                            <w:sz w:val="24"/>
+                            <w:szCs w:val="24"/>
+                          </w:rPr>
+                          <w:object w:dxaOrig="900" w:dyaOrig="360" w14:anchorId="0E2DD390">
+                            <v:shape id="_x0000_i1046" type="#_x0000_t75" style="width:44.8pt;height:17.55pt" o:ole="">
+                              <v:imagedata r:id="rId50" o:title=""/>
+                            </v:shape>
+                            <o:OLEObject Type="Embed" ProgID="Equation.DSMT4" ShapeID="_x0000_i1046" DrawAspect="Content" ObjectID="_1834734271" r:id="rId51"/>
+                          </w:object>
+                        </w:r>
+                      </w:p>
+                    </w:tc>
+                  </w:tr>
+                  <w:tr>
+                    <w:tc>
+                      <w:tcPr>
+                        <w:tcW w:w="5273" w:type="dxa"/>
+                        <w:vAlign w:val="center"/>
+                      </w:tcPr>
+                      <w:p>
+                        <w:pPr>
+                          <w:spacing w:line="360" w:lineRule="auto"/>
+                          <w:jc w:val="right"/>
+                          <w:rPr>
+                            <w:rFonts w:cs="B Nazanin"/>
+                            <w:sz w:val="24"/>
+                            <w:szCs w:val="24"/>
+                          </w:rPr>
+                        </w:pPr>
+                      </w:p>
+                    </w:tc>
+                    <w:tc>
+                      <w:tcPr>
+                        <w:tcW w:w="5273" w:type="dxa"/>
+                        <w:vAlign w:val="center"/>
+                      </w:tcPr>
+                      <w:p>
+                        <w:pPr>
+                          <w:spacing w:line="360" w:lineRule="auto"/>
+                          <w:jc w:val="right"/>
+                          <w:rPr>
+                            <w:rFonts w:cs="B Nazanin"/>
+                            <w:sz w:val="24"/>
+                            <w:szCs w:val="24"/>
+                          </w:rPr>
+                        </w:pPr>
+                        <w:r>
+                          <w:rPr>
+                            <w:rFonts w:cs="B Nazanin"/>
                             <w:position w:val="-14"/>
                             <w:sz w:val="24"/>
                             <w:szCs w:val="24"/>
                           </w:rPr>
                           <w:object w:dxaOrig="920" w:dyaOrig="440" w14:anchorId="552397AC">
-                            <v:shape id="_x0000_i1881" type="#_x0000_t75" style="width:46.4pt;height:21.45pt" o:ole="">
-                              <v:imagedata r:id="rId50" o:title=""/>
+                            <v:shape id="_x0000_i1047" type="#_x0000_t75" style="width:46.5pt;height:21.55pt" o:ole="">
+                              <v:imagedata r:id="rId52" o:title=""/>
                             </v:shape>
-                            <o:OLEObject Type="Embed" ProgID="Equation.DSMT4" ShapeID="_x0000_i1881" DrawAspect="Content" ObjectID="_1800687008" r:id="rId51"/>
+                            <o:OLEObject Type="Embed" ProgID="Equation.DSMT4" ShapeID="_x0000_i1047" DrawAspect="Content" ObjectID="_1834734272" r:id="rId53"/>
                           </w:object>
                         </w:r>
                       </w:p>
@@ -1827,6 +1878,8 @@
                     </w:rPr>
                     <w:t>.</w:t>
                   </w:r>
+                  <w:bookmarkStart w:id="0" w:name="_GoBack"/>
+                  <w:bookmarkEnd w:id="0"/>
                 </w:p>
                 <w:tbl>
                   <w:tblPr>
@@ -1885,10 +1938,10 @@
                             <w:szCs w:val="25"/>
                           </w:rPr>
                           <w:object w:dxaOrig="1040" w:dyaOrig="320" w14:anchorId="26ADFEAB">
-                            <v:shape id="_x0000_i2004" type="#_x0000_t75" style="width:51.25pt;height:16.6pt" o:ole="">
-                              <v:imagedata r:id="rId52" o:title=""/>
+                            <v:shape id="_x0000_i1048" type="#_x0000_t75" style="width:51pt;height:16.45pt" o:ole="">
+                              <v:imagedata r:id="rId54" o:title=""/>
                             </v:shape>
-                            <o:OLEObject Type="Embed" ProgID="Equation.DSMT4" ShapeID="_x0000_i2004" DrawAspect="Content" ObjectID="_1800687009" r:id="rId53"/>
+                            <o:OLEObject Type="Embed" ProgID="Equation.DSMT4" ShapeID="_x0000_i1048" DrawAspect="Content" ObjectID="_1834734273" r:id="rId55"/>
                           </w:object>
                         </w:r>
                       </w:p>
@@ -1957,10 +2010,10 @@
                             <w:szCs w:val="25"/>
                           </w:rPr>
                           <w:object w:dxaOrig="1320" w:dyaOrig="360" w14:anchorId="7C0FA056">
-                            <v:shape id="_x0000_i2005" type="#_x0000_t75" style="width:66.45pt;height:17.3pt" o:ole="">
-                              <v:imagedata r:id="rId54" o:title=""/>
+                            <v:shape id="_x0000_i1049" type="#_x0000_t75" style="width:66.35pt;height:17.55pt" o:ole="">
+                              <v:imagedata r:id="rId56" o:title=""/>
                             </v:shape>
-                            <o:OLEObject Type="Embed" ProgID="Equation.DSMT4" ShapeID="_x0000_i2005" DrawAspect="Content" ObjectID="_1800687010" r:id="rId55"/>
+                            <o:OLEObject Type="Embed" ProgID="Equation.DSMT4" ShapeID="_x0000_i1049" DrawAspect="Content" ObjectID="_1834734274" r:id="rId57"/>
                           </w:object>
                         </w:r>
                       </w:p>
@@ -2010,10 +2063,10 @@
                             <w:szCs w:val="25"/>
                           </w:rPr>
                           <w:object w:dxaOrig="1320" w:dyaOrig="320" w14:anchorId="7E87089C">
-                            <v:shape id="_x0000_i2006" type="#_x0000_t75" style="width:66.45pt;height:16.6pt" o:ole="">
-                              <v:imagedata r:id="rId56" o:title=""/>
+                            <v:shape id="_x0000_i1050" type="#_x0000_t75" style="width:66.35pt;height:16.45pt" o:ole="">
+                              <v:imagedata r:id="rId58" o:title=""/>
                             </v:shape>
-                            <o:OLEObject Type="Embed" ProgID="Equation.DSMT4" ShapeID="_x0000_i2006" DrawAspect="Content" ObjectID="_1800687011" r:id="rId57"/>
+                            <o:OLEObject Type="Embed" ProgID="Equation.DSMT4" ShapeID="_x0000_i1050" DrawAspect="Content" ObjectID="_1834734275" r:id="rId59"/>
                           </w:object>
                         </w:r>
                       </w:p>
@@ -2082,10 +2135,10 @@
                             <w:szCs w:val="25"/>
                           </w:rPr>
                           <w:object w:dxaOrig="1660" w:dyaOrig="320" w14:anchorId="1D62552A">
-                            <v:shape id="_x0000_i2007" type="#_x0000_t75" style="width:83.1pt;height:16.6pt" o:ole="">
-                              <v:imagedata r:id="rId58" o:title=""/>
+                            <v:shape id="_x0000_i1051" type="#_x0000_t75" style="width:83.35pt;height:16.45pt" o:ole="">
+                              <v:imagedata r:id="rId60" o:title=""/>
                             </v:shape>
-                            <o:OLEObject Type="Embed" ProgID="Equation.DSMT4" ShapeID="_x0000_i2007" DrawAspect="Content" ObjectID="_1800687012" r:id="rId59"/>
+                            <o:OLEObject Type="Embed" ProgID="Equation.DSMT4" ShapeID="_x0000_i1051" DrawAspect="Content" ObjectID="_1834734276" r:id="rId61"/>
                           </w:object>
                         </w:r>
                       </w:p>
@@ -2106,7 +2159,7 @@
                           <w:spacing w:line="444" w:lineRule="auto"/>
                           <w:jc w:val="right"/>
                           <w:rPr>
-                            <w:rFonts w:cs="B Nazanin" w:hint="cs"/>
+                            <w:rFonts w:cs="B Nazanin"/>
                             <w:b/>
                             <w:bCs/>
                             <w:sz w:val="25"/>
@@ -2124,10 +2177,10 @@
                             <w:szCs w:val="25"/>
                           </w:rPr>
                           <w:object w:dxaOrig="1540" w:dyaOrig="360" w14:anchorId="0B732B90">
-                            <v:shape id="_x0000_i2009" type="#_x0000_t75" style="width:76.15pt;height:17.3pt" o:ole="">
-                              <v:imagedata r:id="rId60" o:title=""/>
+                            <v:shape id="_x0000_i1052" type="#_x0000_t75" style="width:75.95pt;height:17.55pt" o:ole="">
+                              <v:imagedata r:id="rId62" o:title=""/>
                             </v:shape>
-                            <o:OLEObject Type="Embed" ProgID="Equation.DSMT4" ShapeID="_x0000_i2009" DrawAspect="Content" ObjectID="_1800687013" r:id="rId61"/>
+                            <o:OLEObject Type="Embed" ProgID="Equation.DSMT4" ShapeID="_x0000_i1052" DrawAspect="Content" ObjectID="_1834734277" r:id="rId63"/>
                           </w:object>
                         </w:r>
                       </w:p>
@@ -2209,10 +2262,10 @@
                             <w:szCs w:val="25"/>
                           </w:rPr>
                           <w:object w:dxaOrig="1040" w:dyaOrig="360" w14:anchorId="5C0BDAB0">
-                            <v:shape id="_x0000_i2008" type="#_x0000_t75" style="width:51.25pt;height:17.3pt" o:ole="">
-                              <v:imagedata r:id="rId62" o:title=""/>
+                            <v:shape id="_x0000_i1053" type="#_x0000_t75" style="width:51pt;height:17.55pt" o:ole="">
+                              <v:imagedata r:id="rId64" o:title=""/>
                             </v:shape>
-                            <o:OLEObject Type="Embed" ProgID="Equation.DSMT4" ShapeID="_x0000_i2008" DrawAspect="Content" ObjectID="_1800687014" r:id="rId63"/>
+                            <o:OLEObject Type="Embed" ProgID="Equation.DSMT4" ShapeID="_x0000_i1053" DrawAspect="Content" ObjectID="_1834734278" r:id="rId65"/>
                           </w:object>
                         </w:r>
                       </w:p>
@@ -2234,7 +2287,7 @@
                           <w:spacing w:line="444" w:lineRule="auto"/>
                           <w:jc w:val="right"/>
                           <w:rPr>
-                            <w:rFonts w:cs="B Nazanin" w:hint="cs"/>
+                            <w:rFonts w:cs="B Nazanin"/>
                             <w:b/>
                             <w:bCs/>
                             <w:sz w:val="25"/>
@@ -2252,10 +2305,10 @@
                             <w:szCs w:val="25"/>
                           </w:rPr>
                           <w:object w:dxaOrig="1200" w:dyaOrig="360" w14:anchorId="1D35F278">
-                            <v:shape id="_x0000_i2011" type="#_x0000_t75" style="width:59.55pt;height:17.3pt" o:ole="">
-                              <v:imagedata r:id="rId64" o:title=""/>
+                            <v:shape id="_x0000_i1054" type="#_x0000_t75" style="width:59.55pt;height:17.55pt" o:ole="">
+                              <v:imagedata r:id="rId66" o:title=""/>
                             </v:shape>
-                            <o:OLEObject Type="Embed" ProgID="Equation.DSMT4" ShapeID="_x0000_i2011" DrawAspect="Content" ObjectID="_1800687015" r:id="rId65"/>
+                            <o:OLEObject Type="Embed" ProgID="Equation.DSMT4" ShapeID="_x0000_i1054" DrawAspect="Content" ObjectID="_1834734279" r:id="rId67"/>
                           </w:object>
                         </w:r>
                         <w:r>
@@ -2287,7 +2340,7 @@
                           <w:spacing w:line="444" w:lineRule="auto"/>
                           <w:jc w:val="right"/>
                           <w:rPr>
-                            <w:rFonts w:cs="B Nazanin" w:hint="cs"/>
+                            <w:rFonts w:cs="B Nazanin"/>
                             <w:b/>
                             <w:bCs/>
                             <w:sz w:val="25"/>
@@ -2305,10 +2358,10 @@
                             <w:szCs w:val="25"/>
                           </w:rPr>
                           <w:object w:dxaOrig="1460" w:dyaOrig="320" w14:anchorId="4492C79B">
-                            <v:shape id="_x0000_i2010" type="#_x0000_t75" style="width:73.4pt;height:16.6pt" o:ole="">
-                              <v:imagedata r:id="rId66" o:title=""/>
+                            <v:shape id="_x0000_i1055" type="#_x0000_t75" style="width:73.15pt;height:16.45pt" o:ole="">
+                              <v:imagedata r:id="rId68" o:title=""/>
                             </v:shape>
-                            <o:OLEObject Type="Embed" ProgID="Equation.DSMT4" ShapeID="_x0000_i2010" DrawAspect="Content" ObjectID="_1800687016" r:id="rId67"/>
+                            <o:OLEObject Type="Embed" ProgID="Equation.DSMT4" ShapeID="_x0000_i1055" DrawAspect="Content" ObjectID="_1834734280" r:id="rId69"/>
                           </w:object>
                         </w:r>
                         <w:r>
@@ -2356,10 +2409,10 @@
                             <w:szCs w:val="25"/>
                           </w:rPr>
                           <w:object w:dxaOrig="1380" w:dyaOrig="320" w14:anchorId="70E11925">
-                            <v:shape id="_x0000_i2013" type="#_x0000_t75" style="width:69.25pt;height:16.6pt" o:ole="">
-                              <v:imagedata r:id="rId68" o:title=""/>
+                            <v:shape id="_x0000_i1056" type="#_x0000_t75" style="width:69.15pt;height:16.45pt" o:ole="">
+                              <v:imagedata r:id="rId70" o:title=""/>
                             </v:shape>
-                            <o:OLEObject Type="Embed" ProgID="Equation.DSMT4" ShapeID="_x0000_i2013" DrawAspect="Content" ObjectID="_1800687017" r:id="rId69"/>
+                            <o:OLEObject Type="Embed" ProgID="Equation.DSMT4" ShapeID="_x0000_i1056" DrawAspect="Content" ObjectID="_1834734281" r:id="rId71"/>
                           </w:object>
                         </w:r>
                       </w:p>
@@ -2380,7 +2433,7 @@
                           <w:spacing w:line="444" w:lineRule="auto"/>
                           <w:jc w:val="right"/>
                           <w:rPr>
-                            <w:rFonts w:cs="B Nazanin" w:hint="cs"/>
+                            <w:rFonts w:cs="B Nazanin"/>
                             <w:b/>
                             <w:bCs/>
                             <w:sz w:val="25"/>
@@ -2397,10 +2450,10 @@
                             <w:szCs w:val="25"/>
                           </w:rPr>
                           <w:object w:dxaOrig="1400" w:dyaOrig="320" w14:anchorId="0B0FB306">
-                            <v:shape id="_x0000_i2012" type="#_x0000_t75" style="width:70.6pt;height:16.6pt" o:ole="">
-                              <v:imagedata r:id="rId70" o:title=""/>
+                            <v:shape id="_x0000_i1057" type="#_x0000_t75" style="width:70.85pt;height:16.45pt" o:ole="">
+                              <v:imagedata r:id="rId72" o:title=""/>
                             </v:shape>
-                            <o:OLEObject Type="Embed" ProgID="Equation.DSMT4" ShapeID="_x0000_i2012" DrawAspect="Content" ObjectID="_1800687018" r:id="rId71"/>
+                            <o:OLEObject Type="Embed" ProgID="Equation.DSMT4" ShapeID="_x0000_i1057" DrawAspect="Content" ObjectID="_1834734282" r:id="rId73"/>
                           </w:object>
                         </w:r>
                       </w:p>
@@ -2435,10 +2488,10 @@
                             <w:szCs w:val="25"/>
                           </w:rPr>
                           <w:object w:dxaOrig="1420" w:dyaOrig="320" w14:anchorId="1B933648">
-                            <v:shape id="_x0000_i2015" type="#_x0000_t75" style="width:70.6pt;height:16.6pt" o:ole="">
-                              <v:imagedata r:id="rId72" o:title=""/>
+                            <v:shape id="_x0000_i1058" type="#_x0000_t75" style="width:70.3pt;height:16.45pt" o:ole="">
+                              <v:imagedata r:id="rId74" o:title=""/>
                             </v:shape>
-                            <o:OLEObject Type="Embed" ProgID="Equation.DSMT4" ShapeID="_x0000_i2015" DrawAspect="Content" ObjectID="_1800687019" r:id="rId73"/>
+                            <o:OLEObject Type="Embed" ProgID="Equation.DSMT4" ShapeID="_x0000_i1058" DrawAspect="Content" ObjectID="_1834734283" r:id="rId75"/>
                           </w:object>
                         </w:r>
                       </w:p>
@@ -2476,10 +2529,10 @@
                             <w:szCs w:val="25"/>
                           </w:rPr>
                           <w:object w:dxaOrig="1420" w:dyaOrig="320" w14:anchorId="1051204A">
-                            <v:shape id="_x0000_i2014" type="#_x0000_t75" style="width:70.6pt;height:16.6pt" o:ole="">
-                              <v:imagedata r:id="rId74" o:title=""/>
+                            <v:shape id="_x0000_i1059" type="#_x0000_t75" style="width:70.3pt;height:16.45pt" o:ole="">
+                              <v:imagedata r:id="rId76" o:title=""/>
                             </v:shape>
-                            <o:OLEObject Type="Embed" ProgID="Equation.DSMT4" ShapeID="_x0000_i2014" DrawAspect="Content" ObjectID="_1800687020" r:id="rId75"/>
+                            <o:OLEObject Type="Embed" ProgID="Equation.DSMT4" ShapeID="_x0000_i1059" DrawAspect="Content" ObjectID="_1834734284" r:id="rId77"/>
                           </w:object>
                         </w:r>
                       </w:p>
@@ -2514,10 +2567,10 @@
                             <w:szCs w:val="25"/>
                           </w:rPr>
                           <w:object w:dxaOrig="920" w:dyaOrig="320" w14:anchorId="565F523A">
-                            <v:shape id="_x0000_i2017" type="#_x0000_t75" style="width:45pt;height:16.6pt" o:ole="">
-                              <v:imagedata r:id="rId76" o:title=""/>
+                            <v:shape id="_x0000_i1060" type="#_x0000_t75" style="width:44.8pt;height:16.45pt" o:ole="">
+                              <v:imagedata r:id="rId78" o:title=""/>
                             </v:shape>
-                            <o:OLEObject Type="Embed" ProgID="Equation.DSMT4" ShapeID="_x0000_i2017" DrawAspect="Content" ObjectID="_1800687021" r:id="rId77"/>
+                            <o:OLEObject Type="Embed" ProgID="Equation.DSMT4" ShapeID="_x0000_i1060" DrawAspect="Content" ObjectID="_1834734285" r:id="rId79"/>
                           </w:object>
                         </w:r>
                       </w:p>
@@ -2553,10 +2606,10 @@
                             <w:szCs w:val="25"/>
                           </w:rPr>
                           <w:object w:dxaOrig="1280" w:dyaOrig="320" w14:anchorId="400144EA">
-                            <v:shape id="_x0000_i2016" type="#_x0000_t75" style="width:65.1pt;height:16.6pt" o:ole="">
-                              <v:imagedata r:id="rId78" o:title=""/>
+                            <v:shape id="_x0000_i1061" type="#_x0000_t75" style="width:65.2pt;height:16.45pt" o:ole="">
+                              <v:imagedata r:id="rId80" o:title=""/>
                             </v:shape>
-                            <o:OLEObject Type="Embed" ProgID="Equation.DSMT4" ShapeID="_x0000_i2016" DrawAspect="Content" ObjectID="_1800687022" r:id="rId79"/>
+                            <o:OLEObject Type="Embed" ProgID="Equation.DSMT4" ShapeID="_x0000_i1061" DrawAspect="Content" ObjectID="_1834734286" r:id="rId81"/>
                           </w:object>
                         </w:r>
                       </w:p>
@@ -2578,7 +2631,7 @@
                           <w:spacing w:line="444" w:lineRule="auto"/>
                           <w:jc w:val="right"/>
                           <w:rPr>
-                            <w:rFonts w:cs="B Nazanin" w:hint="cs"/>
+                            <w:rFonts w:cs="B Nazanin"/>
                             <w:b/>
                             <w:bCs/>
                             <w:sz w:val="25"/>
@@ -2596,10 +2649,10 @@
                             <w:szCs w:val="25"/>
                           </w:rPr>
                           <w:object w:dxaOrig="1640" w:dyaOrig="320" w14:anchorId="647A62C9">
-                            <v:shape id="_x0000_i2019" type="#_x0000_t75" style="width:83.1pt;height:16.6pt" o:ole="">
-                              <v:imagedata r:id="rId80" o:title=""/>
+                            <v:shape id="_x0000_i1062" type="#_x0000_t75" style="width:83.35pt;height:16.45pt" o:ole="">
+                              <v:imagedata r:id="rId82" o:title=""/>
                             </v:shape>
-                            <o:OLEObject Type="Embed" ProgID="Equation.DSMT4" ShapeID="_x0000_i2019" DrawAspect="Content" ObjectID="_1800687023" r:id="rId81"/>
+                            <o:OLEObject Type="Embed" ProgID="Equation.DSMT4" ShapeID="_x0000_i1062" DrawAspect="Content" ObjectID="_1834734287" r:id="rId83"/>
                           </w:object>
                         </w:r>
                       </w:p>
@@ -2638,10 +2691,10 @@
                             <w:szCs w:val="25"/>
                           </w:rPr>
                           <w:object w:dxaOrig="960" w:dyaOrig="320" w14:anchorId="63B3826E">
-                            <v:shape id="_x0000_i2018" type="#_x0000_t75" style="width:47.1pt;height:16.6pt" o:ole="">
-                              <v:imagedata r:id="rId82" o:title=""/>
+                            <v:shape id="_x0000_i1063" type="#_x0000_t75" style="width:47.05pt;height:16.45pt" o:ole="">
+                              <v:imagedata r:id="rId84" o:title=""/>
                             </v:shape>
-                            <o:OLEObject Type="Embed" ProgID="Equation.DSMT4" ShapeID="_x0000_i2018" DrawAspect="Content" ObjectID="_1800687024" r:id="rId83"/>
+                            <o:OLEObject Type="Embed" ProgID="Equation.DSMT4" ShapeID="_x0000_i1063" DrawAspect="Content" ObjectID="_1834734288" r:id="rId85"/>
                           </w:object>
                         </w:r>
                       </w:p>
@@ -2663,7 +2716,7 @@
                           <w:spacing w:line="444" w:lineRule="auto"/>
                           <w:jc w:val="right"/>
                           <w:rPr>
-                            <w:rFonts w:cs="B Nazanin" w:hint="cs"/>
+                            <w:rFonts w:cs="B Nazanin"/>
                             <w:b/>
                             <w:bCs/>
                             <w:sz w:val="25"/>
@@ -2681,10 +2734,10 @@
                             <w:szCs w:val="25"/>
                           </w:rPr>
                           <w:object w:dxaOrig="999" w:dyaOrig="320" w14:anchorId="3B9EACFE">
-                            <v:shape id="_x0000_i2021" type="#_x0000_t75" style="width:50.55pt;height:16.6pt" o:ole="">
-                              <v:imagedata r:id="rId84" o:title=""/>
+                            <v:shape id="_x0000_i1064" type="#_x0000_t75" style="width:50.45pt;height:16.45pt" o:ole="">
+                              <v:imagedata r:id="rId86" o:title=""/>
                             </v:shape>
-                            <o:OLEObject Type="Embed" ProgID="Equation.DSMT4" ShapeID="_x0000_i2021" DrawAspect="Content" ObjectID="_1800687025" r:id="rId85"/>
+                            <o:OLEObject Type="Embed" ProgID="Equation.DSMT4" ShapeID="_x0000_i1064" DrawAspect="Content" ObjectID="_1834734289" r:id="rId87"/>
                           </w:object>
                         </w:r>
                       </w:p>
@@ -2721,10 +2774,10 @@
                             <w:szCs w:val="25"/>
                           </w:rPr>
                           <w:object w:dxaOrig="1060" w:dyaOrig="320" w14:anchorId="526BE376">
-                            <v:shape id="_x0000_i2020" type="#_x0000_t75" style="width:51.25pt;height:16.6pt" o:ole="">
-                              <v:imagedata r:id="rId86" o:title=""/>
+                            <v:shape id="_x0000_i1065" type="#_x0000_t75" style="width:51pt;height:16.45pt" o:ole="">
+                              <v:imagedata r:id="rId88" o:title=""/>
                             </v:shape>
-                            <o:OLEObject Type="Embed" ProgID="Equation.DSMT4" ShapeID="_x0000_i2020" DrawAspect="Content" ObjectID="_1800687026" r:id="rId87"/>
+                            <o:OLEObject Type="Embed" ProgID="Equation.DSMT4" ShapeID="_x0000_i1065" DrawAspect="Content" ObjectID="_1834734290" r:id="rId89"/>
                           </w:object>
                         </w:r>
                       </w:p>
@@ -2765,7 +2818,7 @@
     <w:p>
       <w:pPr>
         <w:rPr>
-          <w:rFonts w:cs="B Nazanin" w:hint="cs"/>
+          <w:rFonts w:cs="B Nazanin"/>
           <w:b/>
           <w:bCs/>
           <w:sz w:val="2"/>
@@ -2773,11 +2826,9 @@
           <w:rtl/>
         </w:rPr>
       </w:pPr>
-      <w:bookmarkStart w:id="0" w:name="_GoBack"/>
-      <w:bookmarkEnd w:id="0"/>
     </w:p>
     <w:sectPr>
-      <w:footerReference w:type="default" r:id="rId88"/>
+      <w:footerReference w:type="default" r:id="rId90"/>
       <w:pgSz w:w="11906" w:h="16838"/>
       <w:pgMar w:top="482" w:right="482" w:bottom="284" w:left="482" w:header="0" w:footer="0" w:gutter="0"/>
       <w:cols w:space="708"/>
@@ -2893,7 +2944,7 @@
         <v:path o:extrusionok="f" gradientshapeok="t" o:connecttype="rect"/>
         <o:lock v:ext="edit" aspectratio="t"/>
       </v:shapetype>
-      <v:shape id="_x0000_i1113" type="#_x0000_t75" style="width:11.25pt;height:11.25pt" o:bullet="t">
+      <v:shape id="_x0000_i1030" type="#_x0000_t75" style="width:11.35pt;height:11.35pt" o:bullet="t">
         <v:imagedata r:id="rId1" o:title="msoB3E5"/>
       </v:shape>
     </w:pict>
@@ -8115,6 +8166,7 @@
   <w:style w:type="character" w:default="1" w:styleId="DefaultParagraphFont">
     <w:name w:val="Default Paragraph Font"/>
     <w:uiPriority w:val="1"/>
+    <w:semiHidden/>
     <w:unhideWhenUsed/>
   </w:style>
   <w:style w:type="table" w:default="1" w:styleId="TableNormal">
@@ -9254,7 +9306,7 @@
 </file>
 
 <file path=customXml/itemProps1.xml><?xml version="1.0" encoding="utf-8"?>
-<ds:datastoreItem xmlns:ds="http://schemas.openxmlformats.org/officeDocument/2006/customXml" ds:itemID="{F32CC07C-2871-4C3E-A9B3-3E5AB78A18C2}">
+<ds:datastoreItem xmlns:ds="http://schemas.openxmlformats.org/officeDocument/2006/customXml" ds:itemID="{65923F8E-0F54-4DD0-A496-968C0B093D06}">
   <ds:schemaRefs>
     <ds:schemaRef ds:uri="http://schemas.openxmlformats.org/officeDocument/2006/bibliography"/>
   </ds:schemaRefs>
